--- a/data/templates/hazmat_chit.docx
+++ b/data/templates/hazmat_chit.docx
@@ -592,6 +592,7 @@
       <w:tr>
         <w:trPr>
           <w:trHeight w:val="515"/>
+          <w:tblHeader w:val="true"/>
         </w:trPr>
         <w:tc>
           <w:tcPr>
